--- a/docx_out/UD 8 - APIs comerciales/UD 8 - Apuntes.docx
+++ b/docx_out/UD 8 - APIs comerciales/UD 8 - Apuntes.docx
@@ -3307,7 +3307,7 @@
     </w:p>
     <w:bookmarkEnd w:id="34"/>
     <w:bookmarkEnd w:id="35"/>
-    <w:bookmarkStart w:id="43" w:name="variables-de-entorno"/>
+    <w:bookmarkStart w:id="46" w:name="variables-de-entorno"/>
     <w:p>
       <w:pPr>
         <w:pStyle w:val="Heading1"/>
@@ -3481,7 +3481,7 @@
       </w:r>
     </w:p>
     <w:bookmarkEnd w:id="36"/>
-    <w:bookmarkStart w:id="37" w:name="el-archivo-.env"/>
+    <w:bookmarkStart w:id="40" w:name="el-archivo-.env"/>
     <w:p>
       <w:pPr>
         <w:pStyle w:val="Heading2"/>
@@ -3503,6 +3503,51 @@
       <w:pPr>
         <w:pStyle w:val="FirstParagraph"/>
       </w:pPr>
+      <w:r>
+        <w:drawing>
+          <wp:inline>
+            <wp:extent cx="5334000" cy="2029239"/>
+            <wp:effectExtent b="0" l="0" r="0" t="0"/>
+            <wp:docPr descr="Diagrama del flujo del fichero .env: load_dotenv() lo carga en os.environ y tu código lee la clave; el .env nunca se sube al repo" title="" id="38" name="Picture"/>
+            <a:graphic>
+              <a:graphicData uri="http://schemas.openxmlformats.org/drawingml/2006/picture">
+                <pic:pic>
+                  <pic:nvPicPr>
+                    <pic:cNvPr descr="C:/Users/serga/Desktop/ApuntesPSP/docx_out/pngs/dotenv-flujo.png" id="39" name="Picture"/>
+                    <pic:cNvPicPr>
+                      <a:picLocks noChangeArrowheads="1" noChangeAspect="1"/>
+                    </pic:cNvPicPr>
+                  </pic:nvPicPr>
+                  <pic:blipFill>
+                    <a:blip r:embed="rId37"/>
+                    <a:stretch>
+                      <a:fillRect/>
+                    </a:stretch>
+                  </pic:blipFill>
+                  <pic:spPr bwMode="auto">
+                    <a:xfrm>
+                      <a:off x="0" y="0"/>
+                      <a:ext cx="5334000" cy="2029239"/>
+                    </a:xfrm>
+                    <a:prstGeom prst="rect">
+                      <a:avLst/>
+                    </a:prstGeom>
+                    <a:noFill/>
+                    <a:ln w="9525">
+                      <a:noFill/>
+                      <a:headEnd/>
+                      <a:tailEnd/>
+                    </a:ln>
+                  </pic:spPr>
+                </pic:pic>
+              </a:graphicData>
+            </a:graphic>
+          </wp:inline>
+        </w:drawing>
+      </w:r>
+      <w:r>
+        <w:t xml:space="preserve"> </w:t>
+      </w:r>
       <w:r>
         <w:t xml:space="preserve">Un archivo</w:t>
       </w:r>
@@ -3579,8 +3624,8 @@
         </w:pict>
       </w:r>
     </w:p>
-    <w:bookmarkEnd w:id="37"/>
-    <w:bookmarkStart w:id="38" w:name="cargarlo-con-python-dotenv"/>
+    <w:bookmarkEnd w:id="40"/>
+    <w:bookmarkStart w:id="41" w:name="cargarlo-con-python-dotenv"/>
     <w:p>
       <w:pPr>
         <w:pStyle w:val="Heading2"/>
@@ -4044,8 +4089,8 @@
         </w:pict>
       </w:r>
     </w:p>
-    <w:bookmarkEnd w:id="38"/>
-    <w:bookmarkStart w:id="39" w:name="no-subir-claves-al-repo"/>
+    <w:bookmarkEnd w:id="41"/>
+    <w:bookmarkStart w:id="42" w:name="no-subir-claves-al-repo"/>
     <w:p>
       <w:pPr>
         <w:pStyle w:val="Heading2"/>
@@ -4225,8 +4270,8 @@
         </w:pict>
       </w:r>
     </w:p>
-    <w:bookmarkEnd w:id="39"/>
-    <w:bookmarkStart w:id="40" w:name="mini-chequeo-1"/>
+    <w:bookmarkEnd w:id="42"/>
+    <w:bookmarkStart w:id="43" w:name="mini-chequeo-1"/>
     <w:p>
       <w:pPr>
         <w:pStyle w:val="Heading2"/>
@@ -4482,8 +4527,8 @@
         </w:pict>
       </w:r>
     </w:p>
-    <w:bookmarkEnd w:id="40"/>
-    <w:bookmarkStart w:id="41" w:name="resumen-en-3-frases-1"/>
+    <w:bookmarkEnd w:id="43"/>
+    <w:bookmarkStart w:id="44" w:name="resumen-en-3-frases-1"/>
     <w:p>
       <w:pPr>
         <w:pStyle w:val="Heading2"/>
@@ -4609,8 +4654,8 @@
         <w:t xml:space="preserve">evita que tus secretos lleguen a GitHub.</w:t>
       </w:r>
     </w:p>
-    <w:bookmarkEnd w:id="41"/>
-    <w:bookmarkStart w:id="42" w:name="vocabulario-rápido-1"/>
+    <w:bookmarkEnd w:id="44"/>
+    <w:bookmarkStart w:id="45" w:name="vocabulario-rápido-1"/>
     <w:p>
       <w:pPr>
         <w:pStyle w:val="Heading2"/>
@@ -4897,9 +4942,9 @@
         </w:r>
       </w:hyperlink>
     </w:p>
-    <w:bookmarkEnd w:id="42"/>
-    <w:bookmarkEnd w:id="43"/>
-    <w:bookmarkStart w:id="52" w:name="openweathermap"/>
+    <w:bookmarkEnd w:id="45"/>
+    <w:bookmarkEnd w:id="46"/>
+    <w:bookmarkStart w:id="55" w:name="openweathermap"/>
     <w:p>
       <w:pPr>
         <w:pStyle w:val="Heading1"/>
@@ -4989,7 +5034,7 @@
         </w:pict>
       </w:r>
     </w:p>
-    <w:bookmarkStart w:id="44" w:name="la-idea-en-una-frase-2"/>
+    <w:bookmarkStart w:id="47" w:name="la-idea-en-una-frase-2"/>
     <w:p>
       <w:pPr>
         <w:pStyle w:val="Heading2"/>
@@ -5082,8 +5127,8 @@
         </w:pict>
       </w:r>
     </w:p>
-    <w:bookmarkEnd w:id="44"/>
-    <w:bookmarkStart w:id="46" w:name="registro-y-api-key"/>
+    <w:bookmarkEnd w:id="47"/>
+    <w:bookmarkStart w:id="49" w:name="registro-y-api-key"/>
     <w:p>
       <w:pPr>
         <w:pStyle w:val="Heading2"/>
@@ -5106,7 +5151,7 @@
       <w:r>
         <w:t xml:space="preserve"> </w:t>
       </w:r>
-      <w:hyperlink r:id="rId45">
+      <w:hyperlink r:id="rId48">
         <w:r>
           <w:rPr>
             <w:rStyle w:val="Hyperlink"/>
@@ -5230,8 +5275,8 @@
         </w:pict>
       </w:r>
     </w:p>
-    <w:bookmarkEnd w:id="46"/>
-    <w:bookmarkStart w:id="47" w:name="la-url-y-sus-parámetros"/>
+    <w:bookmarkEnd w:id="49"/>
+    <w:bookmarkStart w:id="50" w:name="la-url-y-sus-parámetros"/>
     <w:p>
       <w:pPr>
         <w:pStyle w:val="Heading2"/>
@@ -5574,8 +5619,8 @@
         </w:pict>
       </w:r>
     </w:p>
-    <w:bookmarkEnd w:id="47"/>
-    <w:bookmarkStart w:id="48" w:name="llamada-y-parseo"/>
+    <w:bookmarkEnd w:id="50"/>
+    <w:bookmarkStart w:id="51" w:name="llamada-y-parseo"/>
     <w:p>
       <w:pPr>
         <w:pStyle w:val="Heading2"/>
@@ -6997,8 +7042,8 @@
         </w:pict>
       </w:r>
     </w:p>
-    <w:bookmarkEnd w:id="48"/>
-    <w:bookmarkStart w:id="49" w:name="mini-chequeo-2"/>
+    <w:bookmarkEnd w:id="51"/>
+    <w:bookmarkStart w:id="52" w:name="mini-chequeo-2"/>
     <w:p>
       <w:pPr>
         <w:pStyle w:val="Heading2"/>
@@ -7221,8 +7266,8 @@
         </w:pict>
       </w:r>
     </w:p>
-    <w:bookmarkEnd w:id="49"/>
-    <w:bookmarkStart w:id="50" w:name="resumen-en-3-frases-2"/>
+    <w:bookmarkEnd w:id="52"/>
+    <w:bookmarkStart w:id="53" w:name="resumen-en-3-frases-2"/>
     <w:p>
       <w:pPr>
         <w:pStyle w:val="Heading2"/>
@@ -7378,8 +7423,8 @@
         <w:t xml:space="preserve">antes de parsear evita errores feos cuando la API falla.</w:t>
       </w:r>
     </w:p>
-    <w:bookmarkEnd w:id="50"/>
-    <w:bookmarkStart w:id="51" w:name="vocabulario-rápido-2"/>
+    <w:bookmarkEnd w:id="53"/>
+    <w:bookmarkStart w:id="54" w:name="vocabulario-rápido-2"/>
     <w:p>
       <w:pPr>
         <w:pStyle w:val="Heading2"/>
@@ -7674,9 +7719,9 @@
         </w:r>
       </w:hyperlink>
     </w:p>
-    <w:bookmarkEnd w:id="51"/>
-    <w:bookmarkEnd w:id="52"/>
-    <w:bookmarkStart w:id="63" w:name="openai"/>
+    <w:bookmarkEnd w:id="54"/>
+    <w:bookmarkEnd w:id="55"/>
+    <w:bookmarkStart w:id="66" w:name="openai"/>
     <w:p>
       <w:pPr>
         <w:pStyle w:val="Heading1"/>
@@ -7766,7 +7811,7 @@
         </w:pict>
       </w:r>
     </w:p>
-    <w:bookmarkStart w:id="53" w:name="la-idea-en-una-frase-3"/>
+    <w:bookmarkStart w:id="56" w:name="la-idea-en-una-frase-3"/>
     <w:p>
       <w:pPr>
         <w:pStyle w:val="Heading2"/>
@@ -7841,8 +7886,8 @@
         </w:pict>
       </w:r>
     </w:p>
-    <w:bookmarkEnd w:id="53"/>
-    <w:bookmarkStart w:id="55" w:name="registro-y-clave"/>
+    <w:bookmarkEnd w:id="56"/>
+    <w:bookmarkStart w:id="58" w:name="registro-y-clave"/>
     <w:p>
       <w:pPr>
         <w:pStyle w:val="Heading2"/>
@@ -7865,7 +7910,7 @@
       <w:r>
         <w:t xml:space="preserve"> </w:t>
       </w:r>
-      <w:hyperlink r:id="rId54">
+      <w:hyperlink r:id="rId57">
         <w:r>
           <w:rPr>
             <w:rStyle w:val="Hyperlink"/>
@@ -7999,8 +8044,8 @@
         </w:pict>
       </w:r>
     </w:p>
-    <w:bookmarkEnd w:id="55"/>
-    <w:bookmarkStart w:id="56" w:name="chat-completions"/>
+    <w:bookmarkEnd w:id="58"/>
+    <w:bookmarkStart w:id="59" w:name="chat-completions"/>
     <w:p>
       <w:pPr>
         <w:pStyle w:val="Heading2"/>
@@ -8691,8 +8736,8 @@
         </w:pict>
       </w:r>
     </w:p>
-    <w:bookmarkEnd w:id="56"/>
-    <w:bookmarkStart w:id="57" w:name="mensajes-y-roles"/>
+    <w:bookmarkEnd w:id="59"/>
+    <w:bookmarkStart w:id="60" w:name="mensajes-y-roles"/>
     <w:p>
       <w:pPr>
         <w:pStyle w:val="Heading2"/>
@@ -8993,8 +9038,8 @@
         </w:pict>
       </w:r>
     </w:p>
-    <w:bookmarkEnd w:id="57"/>
-    <w:bookmarkStart w:id="58" w:name="Xf60a7dfb8bcd3cf74fef67a0aae6248c645bbdb"/>
+    <w:bookmarkEnd w:id="60"/>
+    <w:bookmarkStart w:id="61" w:name="Xf60a7dfb8bcd3cf74fef67a0aae6248c645bbdb"/>
     <w:p>
       <w:pPr>
         <w:pStyle w:val="Heading2"/>
@@ -9475,8 +9520,8 @@
         </w:pict>
       </w:r>
     </w:p>
-    <w:bookmarkEnd w:id="58"/>
-    <w:bookmarkStart w:id="59" w:name="consumo-y-coste"/>
+    <w:bookmarkEnd w:id="61"/>
+    <w:bookmarkStart w:id="62" w:name="consumo-y-coste"/>
     <w:p>
       <w:pPr>
         <w:pStyle w:val="Heading2"/>
@@ -9661,8 +9706,8 @@
         </w:pict>
       </w:r>
     </w:p>
-    <w:bookmarkEnd w:id="59"/>
-    <w:bookmarkStart w:id="60" w:name="mini-chequeo-3"/>
+    <w:bookmarkEnd w:id="62"/>
+    <w:bookmarkStart w:id="63" w:name="mini-chequeo-3"/>
     <w:p>
       <w:pPr>
         <w:pStyle w:val="Heading2"/>
@@ -9895,8 +9940,8 @@
         </w:pict>
       </w:r>
     </w:p>
-    <w:bookmarkEnd w:id="60"/>
-    <w:bookmarkStart w:id="61" w:name="resumen-en-3-frases-3"/>
+    <w:bookmarkEnd w:id="63"/>
+    <w:bookmarkStart w:id="64" w:name="resumen-en-3-frases-3"/>
     <w:p>
       <w:pPr>
         <w:pStyle w:val="Heading2"/>
@@ -10067,8 +10112,8 @@
         <w:t xml:space="preserve">.</w:t>
       </w:r>
     </w:p>
-    <w:bookmarkEnd w:id="61"/>
-    <w:bookmarkStart w:id="62" w:name="vocabulario-rápido-3"/>
+    <w:bookmarkEnd w:id="64"/>
+    <w:bookmarkStart w:id="65" w:name="vocabulario-rápido-3"/>
     <w:p>
       <w:pPr>
         <w:pStyle w:val="Heading2"/>
@@ -10348,9 +10393,9 @@
         </w:r>
       </w:hyperlink>
     </w:p>
-    <w:bookmarkEnd w:id="62"/>
-    <w:bookmarkEnd w:id="63"/>
-    <w:bookmarkStart w:id="76" w:name="rate-limiting"/>
+    <w:bookmarkEnd w:id="65"/>
+    <w:bookmarkEnd w:id="66"/>
+    <w:bookmarkStart w:id="79" w:name="rate-limiting"/>
     <w:p>
       <w:pPr>
         <w:pStyle w:val="Heading1"/>
@@ -10440,7 +10485,7 @@
         </w:pict>
       </w:r>
     </w:p>
-    <w:bookmarkStart w:id="64" w:name="la-idea-en-una-frase-4"/>
+    <w:bookmarkStart w:id="67" w:name="la-idea-en-una-frase-4"/>
     <w:p>
       <w:pPr>
         <w:pStyle w:val="Heading2"/>
@@ -10498,8 +10543,8 @@
         </w:pict>
       </w:r>
     </w:p>
-    <w:bookmarkEnd w:id="64"/>
-    <w:bookmarkStart w:id="68" w:name="qué-es-el-rate-limit"/>
+    <w:bookmarkEnd w:id="67"/>
+    <w:bookmarkStart w:id="71" w:name="qué-es-el-rate-limit"/>
     <w:p>
       <w:pPr>
         <w:pStyle w:val="Heading2"/>
@@ -10672,18 +10717,18 @@
           <wp:inline>
             <wp:extent cx="5334000" cy="2980764"/>
             <wp:effectExtent b="0" l="0" r="0" t="0"/>
-            <wp:docPr descr="Diagrama del rate limiting: tu programa dispara peticiones a la API, esta responde 429 Too Many Requests y tu programa debe esperar antes de reintentar" title="" id="66" name="Picture"/>
+            <wp:docPr descr="Diagrama del rate limiting: tu programa dispara peticiones a la API, esta responde 429 Too Many Requests y tu programa debe esperar antes de reintentar" title="" id="69" name="Picture"/>
             <a:graphic>
               <a:graphicData uri="http://schemas.openxmlformats.org/drawingml/2006/picture">
                 <pic:pic>
                   <pic:nvPicPr>
-                    <pic:cNvPr descr="C:/Users/serga/Desktop/ApuntesPSP/docx_out/pngs/rate-limit-429.png" id="67" name="Picture"/>
+                    <pic:cNvPr descr="C:/Users/serga/Desktop/ApuntesPSP/docx_out/pngs/rate-limit-429.png" id="70" name="Picture"/>
                     <pic:cNvPicPr>
                       <a:picLocks noChangeArrowheads="1" noChangeAspect="1"/>
                     </pic:cNvPicPr>
                   </pic:nvPicPr>
                   <pic:blipFill>
-                    <a:blip r:embed="rId65"/>
+                    <a:blip r:embed="rId68"/>
                     <a:stretch>
                       <a:fillRect/>
                     </a:stretch>
@@ -10725,8 +10770,8 @@
         </w:pict>
       </w:r>
     </w:p>
-    <w:bookmarkEnd w:id="68"/>
-    <w:bookmarkStart w:id="69" w:name="el-error-429"/>
+    <w:bookmarkEnd w:id="71"/>
+    <w:bookmarkStart w:id="72" w:name="el-error-429"/>
     <w:p>
       <w:pPr>
         <w:pStyle w:val="Heading2"/>
@@ -10882,8 +10927,8 @@
         </w:pict>
       </w:r>
     </w:p>
-    <w:bookmarkEnd w:id="69"/>
-    <w:bookmarkStart w:id="70" w:name="esperar-antes-de-reintentar"/>
+    <w:bookmarkEnd w:id="72"/>
+    <w:bookmarkStart w:id="73" w:name="esperar-antes-de-reintentar"/>
     <w:p>
       <w:pPr>
         <w:pStyle w:val="Heading2"/>
@@ -11221,8 +11266,8 @@
         </w:pict>
       </w:r>
     </w:p>
-    <w:bookmarkEnd w:id="70"/>
-    <w:bookmarkStart w:id="72" w:name="reintentos-inteligentes-backoff"/>
+    <w:bookmarkEnd w:id="73"/>
+    <w:bookmarkStart w:id="75" w:name="reintentos-inteligentes-backoff"/>
     <w:p>
       <w:pPr>
         <w:pStyle w:val="Heading2"/>
@@ -11764,7 +11809,7 @@
       <w:r>
         <w:t xml:space="preserve"> </w:t>
       </w:r>
-      <w:hyperlink r:id="rId71">
+      <w:hyperlink r:id="rId74">
         <w:r>
           <w:rPr>
             <w:rStyle w:val="Hyperlink"/>
@@ -11786,8 +11831,8 @@
         </w:pict>
       </w:r>
     </w:p>
-    <w:bookmarkEnd w:id="72"/>
-    <w:bookmarkStart w:id="73" w:name="mini-chequeo-4"/>
+    <w:bookmarkEnd w:id="75"/>
+    <w:bookmarkStart w:id="76" w:name="mini-chequeo-4"/>
     <w:p>
       <w:pPr>
         <w:pStyle w:val="Heading2"/>
@@ -11961,8 +12006,8 @@
         </w:pict>
       </w:r>
     </w:p>
-    <w:bookmarkEnd w:id="73"/>
-    <w:bookmarkStart w:id="74" w:name="resumen-en-3-frases-4"/>
+    <w:bookmarkEnd w:id="76"/>
+    <w:bookmarkStart w:id="77" w:name="resumen-en-3-frases-4"/>
     <w:p>
       <w:pPr>
         <w:pStyle w:val="Heading2"/>
@@ -12048,8 +12093,8 @@
         <w:t xml:space="preserve">) para no saturar al servidor.</w:t>
       </w:r>
     </w:p>
-    <w:bookmarkEnd w:id="74"/>
-    <w:bookmarkStart w:id="75" w:name="vocabulario-rápido-4"/>
+    <w:bookmarkEnd w:id="77"/>
+    <w:bookmarkStart w:id="78" w:name="vocabulario-rápido-4"/>
     <w:p>
       <w:pPr>
         <w:pStyle w:val="Heading2"/>
@@ -12296,9 +12341,9 @@
         </w:r>
       </w:hyperlink>
     </w:p>
-    <w:bookmarkEnd w:id="75"/>
-    <w:bookmarkEnd w:id="76"/>
-    <w:bookmarkStart w:id="87" w:name="errores-http"/>
+    <w:bookmarkEnd w:id="78"/>
+    <w:bookmarkEnd w:id="79"/>
+    <w:bookmarkStart w:id="90" w:name="errores-http"/>
     <w:p>
       <w:pPr>
         <w:pStyle w:val="Heading1"/>
@@ -12394,7 +12439,7 @@
         </w:pict>
       </w:r>
     </w:p>
-    <w:bookmarkStart w:id="77" w:name="la-idea-en-una-frase-5"/>
+    <w:bookmarkStart w:id="80" w:name="la-idea-en-una-frase-5"/>
     <w:p>
       <w:pPr>
         <w:pStyle w:val="Heading2"/>
@@ -12482,8 +12527,8 @@
         </w:pict>
       </w:r>
     </w:p>
-    <w:bookmarkEnd w:id="77"/>
-    <w:bookmarkStart w:id="78" w:name="los-códigos-que-verás"/>
+    <w:bookmarkEnd w:id="80"/>
+    <w:bookmarkStart w:id="81" w:name="los-códigos-que-verás"/>
     <w:p>
       <w:pPr>
         <w:pStyle w:val="Heading2"/>
@@ -12863,8 +12908,8 @@
         </w:pict>
       </w:r>
     </w:p>
-    <w:bookmarkEnd w:id="78"/>
-    <w:bookmarkStart w:id="79" w:name="raise_for_status-y-tryexcept"/>
+    <w:bookmarkEnd w:id="81"/>
+    <w:bookmarkStart w:id="82" w:name="raise_for_status-y-tryexcept"/>
     <w:p>
       <w:pPr>
         <w:pStyle w:val="Heading2"/>
@@ -13181,8 +13226,8 @@
         </w:pict>
       </w:r>
     </w:p>
-    <w:bookmarkEnd w:id="79"/>
-    <w:bookmarkStart w:id="83" w:name="una-llamada-segura-de-verdad"/>
+    <w:bookmarkEnd w:id="82"/>
+    <w:bookmarkStart w:id="86" w:name="una-llamada-segura-de-verdad"/>
     <w:p>
       <w:pPr>
         <w:pStyle w:val="Heading2"/>
@@ -13208,18 +13253,18 @@
           <wp:inline>
             <wp:extent cx="5334000" cy="3222625"/>
             <wp:effectExtent b="0" l="0" r="0" t="0"/>
-            <wp:docPr descr="Diagrama de flujo de errores al consumir una API: Timeout, 429, 401, 4xx/5xx y ConnectionError con su plan de reintento" title="" id="81" name="Picture"/>
+            <wp:docPr descr="Diagrama de flujo de errores al consumir una API: Timeout, 429, 401, 4xx/5xx y ConnectionError con su plan de reintento" title="" id="84" name="Picture"/>
             <a:graphic>
               <a:graphicData uri="http://schemas.openxmlformats.org/drawingml/2006/picture">
                 <pic:pic>
                   <pic:nvPicPr>
-                    <pic:cNvPr descr="C:/Users/serga/Desktop/ApuntesPSP/docx_out/pngs/flujo-errores-api.png" id="82" name="Picture"/>
+                    <pic:cNvPr descr="C:/Users/serga/Desktop/ApuntesPSP/docx_out/pngs/flujo-errores-api.png" id="85" name="Picture"/>
                     <pic:cNvPicPr>
                       <a:picLocks noChangeArrowheads="1" noChangeAspect="1"/>
                     </pic:cNvPicPr>
                   </pic:nvPicPr>
                   <pic:blipFill>
-                    <a:blip r:embed="rId80"/>
+                    <a:blip r:embed="rId83"/>
                     <a:stretch>
                       <a:fillRect/>
                     </a:stretch>
@@ -13269,8 +13314,8 @@
         </w:pict>
       </w:r>
     </w:p>
-    <w:bookmarkEnd w:id="83"/>
-    <w:bookmarkStart w:id="84" w:name="mini-chequeo-5"/>
+    <w:bookmarkEnd w:id="86"/>
+    <w:bookmarkStart w:id="87" w:name="mini-chequeo-5"/>
     <w:p>
       <w:pPr>
         <w:pStyle w:val="Heading2"/>
@@ -13454,8 +13499,8 @@
         </w:pict>
       </w:r>
     </w:p>
-    <w:bookmarkEnd w:id="84"/>
-    <w:bookmarkStart w:id="85" w:name="resumen-en-3-frases-5"/>
+    <w:bookmarkEnd w:id="87"/>
+    <w:bookmarkStart w:id="88" w:name="resumen-en-3-frases-5"/>
     <w:p>
       <w:pPr>
         <w:pStyle w:val="Heading2"/>
@@ -13521,8 +13566,8 @@
         <w:t xml:space="preserve">.</w:t>
       </w:r>
     </w:p>
-    <w:bookmarkEnd w:id="85"/>
-    <w:bookmarkStart w:id="86" w:name="vocabulario-rápido-5"/>
+    <w:bookmarkEnd w:id="88"/>
+    <w:bookmarkStart w:id="89" w:name="vocabulario-rápido-5"/>
     <w:p>
       <w:pPr>
         <w:pStyle w:val="Heading2"/>
@@ -13803,9 +13848,9 @@
         </w:r>
       </w:hyperlink>
     </w:p>
-    <w:bookmarkEnd w:id="86"/>
-    <w:bookmarkEnd w:id="87"/>
-    <w:bookmarkStart w:id="96" w:name="seguridad-y-buenas-prácticas"/>
+    <w:bookmarkEnd w:id="89"/>
+    <w:bookmarkEnd w:id="90"/>
+    <w:bookmarkStart w:id="99" w:name="seguridad-y-buenas-prácticas"/>
     <w:p>
       <w:pPr>
         <w:pStyle w:val="Heading1"/>
@@ -13895,7 +13940,7 @@
         </w:pict>
       </w:r>
     </w:p>
-    <w:bookmarkStart w:id="88" w:name="la-idea-en-una-frase-6"/>
+    <w:bookmarkStart w:id="91" w:name="la-idea-en-una-frase-6"/>
     <w:p>
       <w:pPr>
         <w:pStyle w:val="Heading2"/>
@@ -13980,8 +14025,8 @@
         </w:pict>
       </w:r>
     </w:p>
-    <w:bookmarkEnd w:id="88"/>
-    <w:bookmarkStart w:id="89" w:name="lo-que-nunca-debes-hacer"/>
+    <w:bookmarkEnd w:id="91"/>
+    <w:bookmarkStart w:id="92" w:name="lo-que-nunca-debes-hacer"/>
     <w:p>
       <w:pPr>
         <w:pStyle w:val="Heading2"/>
@@ -14500,8 +14545,8 @@
         </w:pict>
       </w:r>
     </w:p>
-    <w:bookmarkEnd w:id="89"/>
-    <w:bookmarkStart w:id="90" w:name="el-.gitignore-y-el-commit"/>
+    <w:bookmarkEnd w:id="92"/>
+    <w:bookmarkStart w:id="93" w:name="el-.gitignore-y-el-commit"/>
     <w:p>
       <w:pPr>
         <w:pStyle w:val="Heading2"/>
@@ -14697,8 +14742,8 @@
         </w:pict>
       </w:r>
     </w:p>
-    <w:bookmarkEnd w:id="90"/>
-    <w:bookmarkStart w:id="91" w:name="rotación-de-claves"/>
+    <w:bookmarkEnd w:id="93"/>
+    <w:bookmarkStart w:id="94" w:name="rotación-de-claves"/>
     <w:p>
       <w:pPr>
         <w:pStyle w:val="Heading2"/>
@@ -14850,8 +14895,8 @@
         </w:pict>
       </w:r>
     </w:p>
-    <w:bookmarkEnd w:id="91"/>
-    <w:bookmarkStart w:id="92" w:name="checklist-de-buenas-prácticas"/>
+    <w:bookmarkEnd w:id="94"/>
+    <w:bookmarkStart w:id="95" w:name="checklist-de-buenas-prácticas"/>
     <w:p>
       <w:pPr>
         <w:pStyle w:val="Heading2"/>
@@ -15170,8 +15215,8 @@
         </w:pict>
       </w:r>
     </w:p>
-    <w:bookmarkEnd w:id="92"/>
-    <w:bookmarkStart w:id="93" w:name="mini-chequeo-6"/>
+    <w:bookmarkEnd w:id="95"/>
+    <w:bookmarkStart w:id="96" w:name="mini-chequeo-6"/>
     <w:p>
       <w:pPr>
         <w:pStyle w:val="Heading2"/>
@@ -15339,8 +15384,8 @@
         </w:pict>
       </w:r>
     </w:p>
-    <w:bookmarkEnd w:id="93"/>
-    <w:bookmarkStart w:id="94" w:name="resumen-en-3-frases-6"/>
+    <w:bookmarkEnd w:id="96"/>
+    <w:bookmarkStart w:id="97" w:name="resumen-en-3-frases-6"/>
     <w:p>
       <w:pPr>
         <w:pStyle w:val="Heading2"/>
@@ -15446,8 +15491,8 @@
         <w:t xml:space="preserve">antes de subir.</w:t>
       </w:r>
     </w:p>
-    <w:bookmarkEnd w:id="94"/>
-    <w:bookmarkStart w:id="95" w:name="vocabulario-rápido-6"/>
+    <w:bookmarkEnd w:id="97"/>
+    <w:bookmarkStart w:id="98" w:name="vocabulario-rápido-6"/>
     <w:p>
       <w:pPr>
         <w:pStyle w:val="Heading2"/>
@@ -15698,9 +15743,9 @@
         </w:r>
       </w:hyperlink>
     </w:p>
-    <w:bookmarkEnd w:id="95"/>
-    <w:bookmarkEnd w:id="96"/>
-    <w:bookmarkStart w:id="106" w:name="práctica-apis-comerciales"/>
+    <w:bookmarkEnd w:id="98"/>
+    <w:bookmarkEnd w:id="99"/>
+    <w:bookmarkStart w:id="109" w:name="práctica-apis-comerciales"/>
     <w:p>
       <w:pPr>
         <w:pStyle w:val="Heading1"/>
@@ -15802,7 +15847,7 @@
         </w:pict>
       </w:r>
     </w:p>
-    <w:bookmarkStart w:id="97" w:name="la-idea-en-una-frase-7"/>
+    <w:bookmarkStart w:id="100" w:name="la-idea-en-una-frase-7"/>
     <w:p>
       <w:pPr>
         <w:pStyle w:val="Heading2"/>
@@ -15877,8 +15922,8 @@
         </w:pict>
       </w:r>
     </w:p>
-    <w:bookmarkEnd w:id="97"/>
-    <w:bookmarkStart w:id="99" w:name="el-programa-completo-tiempo-cerebro"/>
+    <w:bookmarkEnd w:id="100"/>
+    <w:bookmarkStart w:id="102" w:name="el-programa-completo-tiempo-cerebro"/>
     <w:p>
       <w:pPr>
         <w:pStyle w:val="Heading2"/>
@@ -17270,7 +17315,7 @@
       <w:r>
         <w:t xml:space="preserve"> </w:t>
       </w:r>
-      <w:hyperlink r:id="rId98">
+      <w:hyperlink r:id="rId101">
         <w:r>
           <w:rPr>
             <w:rStyle w:val="Hyperlink"/>
@@ -17289,8 +17334,8 @@
         </w:pict>
       </w:r>
     </w:p>
-    <w:bookmarkEnd w:id="99"/>
-    <w:bookmarkStart w:id="100" w:name="sé-el-código-la-consulta-meteorológica"/>
+    <w:bookmarkEnd w:id="102"/>
+    <w:bookmarkStart w:id="103" w:name="sé-el-código-la-consulta-meteorológica"/>
     <w:p>
       <w:pPr>
         <w:pStyle w:val="Heading2"/>
@@ -17546,8 +17591,8 @@
         </w:pict>
       </w:r>
     </w:p>
-    <w:bookmarkEnd w:id="100"/>
-    <w:bookmarkStart w:id="101" w:name="herramientas-para-probar-apis"/>
+    <w:bookmarkEnd w:id="103"/>
+    <w:bookmarkStart w:id="104" w:name="herramientas-para-probar-apis"/>
     <w:p>
       <w:pPr>
         <w:pStyle w:val="Heading2"/>
@@ -17816,8 +17861,8 @@
         </w:pict>
       </w:r>
     </w:p>
-    <w:bookmarkEnd w:id="101"/>
-    <w:bookmarkStart w:id="102" w:name="aprieta-el-lápiz"/>
+    <w:bookmarkEnd w:id="104"/>
+    <w:bookmarkStart w:id="105" w:name="aprieta-el-lápiz"/>
     <w:p>
       <w:pPr>
         <w:pStyle w:val="Heading2"/>
@@ -19659,8 +19704,8 @@
         </w:pict>
       </w:r>
     </w:p>
-    <w:bookmarkEnd w:id="102"/>
-    <w:bookmarkStart w:id="103" w:name="mini-chequeo-7"/>
+    <w:bookmarkEnd w:id="105"/>
+    <w:bookmarkStart w:id="106" w:name="mini-chequeo-7"/>
     <w:p>
       <w:pPr>
         <w:pStyle w:val="Heading2"/>
@@ -19892,8 +19937,8 @@
         </w:pict>
       </w:r>
     </w:p>
-    <w:bookmarkEnd w:id="103"/>
-    <w:bookmarkStart w:id="104" w:name="resumen-en-3-frases-7"/>
+    <w:bookmarkEnd w:id="106"/>
+    <w:bookmarkStart w:id="107" w:name="resumen-en-3-frases-7"/>
     <w:p>
       <w:pPr>
         <w:pStyle w:val="Heading2"/>
@@ -19968,8 +20013,8 @@
         <w:t xml:space="preserve">Postman, curl, httpie e Insomnia te dejan probar la API a mano antes de programar.</w:t>
       </w:r>
     </w:p>
-    <w:bookmarkEnd w:id="104"/>
-    <w:bookmarkStart w:id="105" w:name="vocabulario-rápido-7"/>
+    <w:bookmarkEnd w:id="107"/>
+    <w:bookmarkStart w:id="108" w:name="vocabulario-rápido-7"/>
     <w:p>
       <w:pPr>
         <w:pStyle w:val="Heading2"/>
@@ -20219,9 +20264,9 @@
         </w:r>
       </w:hyperlink>
     </w:p>
-    <w:bookmarkEnd w:id="105"/>
-    <w:bookmarkEnd w:id="106"/>
-    <w:bookmarkStart w:id="119" w:name="cierre-consolida-lo-aprendido"/>
+    <w:bookmarkEnd w:id="108"/>
+    <w:bookmarkEnd w:id="109"/>
+    <w:bookmarkStart w:id="122" w:name="cierre-consolida-lo-aprendido"/>
     <w:p>
       <w:pPr>
         <w:pStyle w:val="Heading1"/>
@@ -20349,7 +20394,7 @@
         </w:pict>
       </w:r>
     </w:p>
-    <w:bookmarkStart w:id="107" w:name="sé-la-petición"/>
+    <w:bookmarkStart w:id="110" w:name="sé-la-petición"/>
     <w:p>
       <w:pPr>
         <w:pStyle w:val="Heading2"/>
@@ -20838,8 +20883,8 @@
         </w:pict>
       </w:r>
     </w:p>
-    <w:bookmarkEnd w:id="107"/>
-    <w:bookmarkStart w:id="108" w:name="fireside-chat-rest-vs-soap-vs-graphql"/>
+    <w:bookmarkEnd w:id="110"/>
+    <w:bookmarkStart w:id="111" w:name="fireside-chat-rest-vs-soap-vs-graphql"/>
     <w:p>
       <w:pPr>
         <w:pStyle w:val="Heading2"/>
@@ -21107,8 +21152,8 @@
         </w:pict>
       </w:r>
     </w:p>
-    <w:bookmarkEnd w:id="108"/>
-    <w:bookmarkStart w:id="109" w:name="quién-soy"/>
+    <w:bookmarkEnd w:id="111"/>
+    <w:bookmarkStart w:id="112" w:name="quién-soy"/>
     <w:p>
       <w:pPr>
         <w:pStyle w:val="Heading2"/>
@@ -21338,8 +21383,8 @@
         </w:pict>
       </w:r>
     </w:p>
-    <w:bookmarkEnd w:id="109"/>
-    <w:bookmarkStart w:id="110" w:name="conrad-vs-el-mundo-clave-subida-a-github"/>
+    <w:bookmarkEnd w:id="112"/>
+    <w:bookmarkStart w:id="113" w:name="conrad-vs-el-mundo-clave-subida-a-github"/>
     <w:p>
       <w:pPr>
         <w:pStyle w:val="Heading2"/>
@@ -21592,8 +21637,8 @@
         </w:pict>
       </w:r>
     </w:p>
-    <w:bookmarkEnd w:id="110"/>
-    <w:bookmarkStart w:id="111" w:name="Xf41db4ea5b47247f5546ee682b547a26821d5cf"/>
+    <w:bookmarkEnd w:id="113"/>
+    <w:bookmarkStart w:id="114" w:name="Xf41db4ea5b47247f5546ee682b547a26821d5cf"/>
     <w:p>
       <w:pPr>
         <w:pStyle w:val="Heading2"/>
@@ -22224,8 +22269,8 @@
         </w:pict>
       </w:r>
     </w:p>
-    <w:bookmarkEnd w:id="111"/>
-    <w:bookmarkStart w:id="112" w:name="logros-de-esta-unidad"/>
+    <w:bookmarkEnd w:id="114"/>
+    <w:bookmarkStart w:id="115" w:name="logros-de-esta-unidad"/>
     <w:p>
       <w:pPr>
         <w:pStyle w:val="Heading2"/>
@@ -22571,8 +22616,8 @@
         </w:pict>
       </w:r>
     </w:p>
-    <w:bookmarkEnd w:id="112"/>
-    <w:bookmarkStart w:id="113" w:name="atrévete-a-pensar"/>
+    <w:bookmarkEnd w:id="115"/>
+    <w:bookmarkStart w:id="116" w:name="atrévete-a-pensar"/>
     <w:p>
       <w:pPr>
         <w:pStyle w:val="Heading2"/>
@@ -22868,8 +22913,8 @@
         </w:pict>
       </w:r>
     </w:p>
-    <w:bookmarkEnd w:id="113"/>
-    <w:bookmarkStart w:id="114" w:name="crucigrama-de-bits"/>
+    <w:bookmarkEnd w:id="116"/>
+    <w:bookmarkStart w:id="117" w:name="crucigrama-de-bits"/>
     <w:p>
       <w:pPr>
         <w:pStyle w:val="Heading2"/>
@@ -23022,8 +23067,8 @@
         </w:pict>
       </w:r>
     </w:p>
-    <w:bookmarkEnd w:id="114"/>
-    <w:bookmarkStart w:id="115" w:name="entrevista-de-trabajo"/>
+    <w:bookmarkEnd w:id="117"/>
+    <w:bookmarkStart w:id="118" w:name="entrevista-de-trabajo"/>
     <w:p>
       <w:pPr>
         <w:pStyle w:val="Heading2"/>
@@ -23338,8 +23383,8 @@
         </w:pict>
       </w:r>
     </w:p>
-    <w:bookmarkEnd w:id="115"/>
-    <w:bookmarkStart w:id="116" w:name="no-hay-preguntas-tontas"/>
+    <w:bookmarkEnd w:id="118"/>
+    <w:bookmarkStart w:id="119" w:name="no-hay-preguntas-tontas"/>
     <w:p>
       <w:pPr>
         <w:pStyle w:val="Heading2"/>
@@ -23474,8 +23519,8 @@
         </w:pict>
       </w:r>
     </w:p>
-    <w:bookmarkEnd w:id="116"/>
-    <w:bookmarkStart w:id="117" w:name="poscréditos"/>
+    <w:bookmarkEnd w:id="119"/>
+    <w:bookmarkStart w:id="120" w:name="poscréditos"/>
     <w:p>
       <w:pPr>
         <w:pStyle w:val="Heading2"/>
@@ -23571,8 +23616,8 @@
         </w:pict>
       </w:r>
     </w:p>
-    <w:bookmarkEnd w:id="117"/>
-    <w:bookmarkStart w:id="118" w:name="X9309e108325210fd4467c30461f5d4c10aa889b"/>
+    <w:bookmarkEnd w:id="120"/>
+    <w:bookmarkStart w:id="121" w:name="X9309e108325210fd4467c30461f5d4c10aa889b"/>
     <w:p>
       <w:pPr>
         <w:pStyle w:val="Heading2"/>
@@ -23830,8 +23875,8 @@
         </w:r>
       </w:hyperlink>
     </w:p>
-    <w:bookmarkEnd w:id="118"/>
-    <w:bookmarkEnd w:id="119"/>
+    <w:bookmarkEnd w:id="121"/>
+    <w:bookmarkEnd w:id="122"/>
     <w:sectPr>
       <w:footnotePr>
         <w:numRestart w:val="eachSect"/>
